--- a/reports/DIG项目介绍与报告.docx
+++ b/reports/DIG项目介绍与报告.docx
@@ -2229,7 +2229,7 @@
           <w:rFonts w:ascii="Consolas" w:hAnsi="Consolas"/>
           <w:sz w:val="20"/>
         </w:rPr>
-        <w:t>数据挖掘-期末/mobike_shanghai_sample_updated.csv</w:t>
+        <w:t>data-analysis/mobike_shanghai_sample_updated.csv</w:t>
       </w:r>
       <w:r>
         <w:t>；</w:t>
